--- a/docs/mensajes-tarjetas-pistas.docx
+++ b/docs/mensajes-tarjetas-pistas.docx
@@ -9,6 +9,7 @@
       </w:pPr>
       <w:r>
         <w:rPr>
+          <w:rFonts w:ascii="Aptos" w:hAnsi="Aptos" w:eastAsia="Aptos"/>
           <w:b/>
           <w:bCs/>
           <w:color w:val="1A1A2E"/>
@@ -25,6 +26,7 @@
       </w:pPr>
       <w:r>
         <w:rPr>
+          <w:rFonts w:ascii="Aptos" w:hAnsi="Aptos" w:eastAsia="Aptos"/>
           <w:color w:val="4A4A6A"/>
           <w:sz w:val="36"/>
           <w:szCs w:val="36"/>
@@ -39,6 +41,7 @@
       </w:pPr>
       <w:r>
         <w:rPr>
+          <w:rFonts w:ascii="Aptos" w:hAnsi="Aptos" w:eastAsia="Aptos"/>
           <w:color w:val="6A6A8A"/>
           <w:sz w:val="28"/>
           <w:szCs w:val="28"/>
@@ -53,6 +56,7 @@
       </w:pPr>
       <w:r>
         <w:rPr>
+          <w:rFonts w:ascii="Aptos" w:hAnsi="Aptos" w:eastAsia="Aptos"/>
           <w:color w:val="CCCCCC"/>
           <w:sz w:val="24"/>
           <w:szCs w:val="24"/>
@@ -67,6 +71,7 @@
       </w:pPr>
       <w:r>
         <w:rPr>
+          <w:rFonts w:ascii="Aptos" w:hAnsi="Aptos" w:eastAsia="Aptos"/>
           <w:b/>
           <w:bCs/>
           <w:color w:val="1A1A2E"/>
@@ -82,6 +87,7 @@
       </w:pPr>
       <w:r>
         <w:rPr>
+          <w:rFonts w:ascii="Aptos" w:hAnsi="Aptos" w:eastAsia="Aptos"/>
           <w:b/>
           <w:bCs/>
           <w:sz w:val="22"/>
@@ -91,6 +97,7 @@
       </w:r>
       <w:r>
         <w:rPr>
+          <w:rFonts w:ascii="Aptos" w:hAnsi="Aptos" w:eastAsia="Aptos"/>
           <w:sz w:val="22"/>
           <w:szCs w:val="22"/>
         </w:rPr>
@@ -103,6 +110,7 @@
       </w:pPr>
       <w:r>
         <w:rPr>
+          <w:rFonts w:ascii="Aptos" w:hAnsi="Aptos" w:eastAsia="Aptos"/>
           <w:b/>
           <w:bCs/>
           <w:sz w:val="22"/>
@@ -112,6 +120,7 @@
       </w:r>
       <w:r>
         <w:rPr>
+          <w:rFonts w:ascii="Aptos" w:hAnsi="Aptos" w:eastAsia="Aptos"/>
           <w:i/>
           <w:iCs/>
           <w:sz w:val="22"/>
@@ -126,6 +135,7 @@
       </w:pPr>
       <w:r>
         <w:rPr>
+          <w:rFonts w:ascii="Aptos" w:hAnsi="Aptos" w:eastAsia="Aptos"/>
           <w:b/>
           <w:bCs/>
           <w:sz w:val="22"/>
@@ -135,6 +145,7 @@
       </w:r>
       <w:r>
         <w:rPr>
+          <w:rFonts w:ascii="Aptos" w:hAnsi="Aptos" w:eastAsia="Aptos"/>
           <w:sz w:val="22"/>
           <w:szCs w:val="22"/>
         </w:rPr>
@@ -147,6 +158,7 @@
       </w:pPr>
       <w:r>
         <w:rPr>
+          <w:rFonts w:ascii="Aptos" w:hAnsi="Aptos" w:eastAsia="Aptos"/>
           <w:b/>
           <w:bCs/>
           <w:sz w:val="24"/>
@@ -187,6 +199,7 @@
             </w:pPr>
             <w:r>
               <w:rPr>
+                <w:rFonts w:ascii="Aptos" w:hAnsi="Aptos" w:eastAsia="Aptos"/>
                 <w:b/>
                 <w:bCs/>
                 <w:color w:val="000000"/>
@@ -208,6 +221,7 @@
             </w:pPr>
             <w:r>
               <w:rPr>
+                <w:rFonts w:ascii="Aptos" w:hAnsi="Aptos" w:eastAsia="Aptos"/>
                 <w:b/>
                 <w:bCs/>
                 <w:color w:val="000000"/>
@@ -229,6 +243,7 @@
             </w:pPr>
             <w:r>
               <w:rPr>
+                <w:rFonts w:ascii="Aptos" w:hAnsi="Aptos" w:eastAsia="Aptos"/>
                 <w:b/>
                 <w:bCs/>
                 <w:color w:val="000000"/>
@@ -251,6 +266,7 @@
             </w:pPr>
             <w:r>
               <w:rPr>
+                <w:rFonts w:ascii="Aptos" w:hAnsi="Aptos" w:eastAsia="Aptos"/>
                 <w:b w:val="false"/>
                 <w:bCs w:val="false"/>
                 <w:color w:val="000000"/>
@@ -271,26 +287,28 @@
             </w:pPr>
             <w:r>
               <w:rPr>
-                <w:b w:val="false"/>
-                <w:bCs w:val="false"/>
-                <w:color w:val="000000"/>
-                <w:sz w:val="20"/>
-                <w:szCs w:val="20"/>
-              </w:rPr>
-              <w:t xml:space="preserve">situacion</w:t>
-            </w:r>
-          </w:p>
-        </w:tc>
-        <w:tc>
-          <w:tcPr>
-            <w:shd w:color="F0F0F0" w:val="solid"/>
-          </w:tcPr>
-          <w:p>
-            <w:pPr>
-              <w:spacing w:after="50"/>
-            </w:pPr>
-            <w:r>
-              <w:rPr>
+                <w:rFonts w:ascii="Aptos" w:hAnsi="Aptos" w:eastAsia="Aptos"/>
+                <w:b w:val="false"/>
+                <w:bCs w:val="false"/>
+                <w:color w:val="000000"/>
+                <w:sz w:val="20"/>
+                <w:szCs w:val="20"/>
+              </w:rPr>
+              <w:t>situación</w:t>
+            </w:r>
+          </w:p>
+        </w:tc>
+        <w:tc>
+          <w:tcPr>
+            <w:shd w:color="F0F0F0" w:val="solid"/>
+          </w:tcPr>
+          <w:p>
+            <w:pPr>
+              <w:spacing w:after="50"/>
+            </w:pPr>
+            <w:r>
+              <w:rPr>
+                <w:rFonts w:ascii="Aptos" w:hAnsi="Aptos" w:eastAsia="Aptos"/>
                 <w:b/>
                 <w:bCs/>
                 <w:color w:val="000000"/>
@@ -310,6 +328,7 @@
             </w:pPr>
             <w:r>
               <w:rPr>
+                <w:rFonts w:ascii="Aptos" w:hAnsi="Aptos" w:eastAsia="Aptos"/>
                 <w:b w:val="false"/>
                 <w:bCs w:val="false"/>
                 <w:color w:val="000000"/>
@@ -327,6 +346,7 @@
             </w:pPr>
             <w:r>
               <w:rPr>
+                <w:rFonts w:ascii="Aptos" w:hAnsi="Aptos" w:eastAsia="Aptos"/>
                 <w:b w:val="false"/>
                 <w:bCs w:val="false"/>
                 <w:color w:val="000000"/>
@@ -344,6 +364,7 @@
             </w:pPr>
             <w:r>
               <w:rPr>
+                <w:rFonts w:ascii="Aptos" w:hAnsi="Aptos" w:eastAsia="Aptos"/>
                 <w:b/>
                 <w:bCs/>
                 <w:color w:val="000000"/>
@@ -366,6 +387,7 @@
             </w:pPr>
             <w:r>
               <w:rPr>
+                <w:rFonts w:ascii="Aptos" w:hAnsi="Aptos" w:eastAsia="Aptos"/>
                 <w:b w:val="false"/>
                 <w:bCs w:val="false"/>
                 <w:color w:val="000000"/>
@@ -386,26 +408,28 @@
             </w:pPr>
             <w:r>
               <w:rPr>
-                <w:b w:val="false"/>
-                <w:bCs w:val="false"/>
-                <w:color w:val="000000"/>
-                <w:sz w:val="20"/>
-                <w:szCs w:val="20"/>
-              </w:rPr>
-              <w:t xml:space="preserve">situacion</w:t>
-            </w:r>
-          </w:p>
-        </w:tc>
-        <w:tc>
-          <w:tcPr>
-            <w:shd w:color="F0F0F0" w:val="solid"/>
-          </w:tcPr>
-          <w:p>
-            <w:pPr>
-              <w:spacing w:after="50"/>
-            </w:pPr>
-            <w:r>
-              <w:rPr>
+                <w:rFonts w:ascii="Aptos" w:hAnsi="Aptos" w:eastAsia="Aptos"/>
+                <w:b w:val="false"/>
+                <w:bCs w:val="false"/>
+                <w:color w:val="000000"/>
+                <w:sz w:val="20"/>
+                <w:szCs w:val="20"/>
+              </w:rPr>
+              <w:t>situación</w:t>
+            </w:r>
+          </w:p>
+        </w:tc>
+        <w:tc>
+          <w:tcPr>
+            <w:shd w:color="F0F0F0" w:val="solid"/>
+          </w:tcPr>
+          <w:p>
+            <w:pPr>
+              <w:spacing w:after="50"/>
+            </w:pPr>
+            <w:r>
+              <w:rPr>
+                <w:rFonts w:ascii="Aptos" w:hAnsi="Aptos" w:eastAsia="Aptos"/>
                 <w:b/>
                 <w:bCs/>
                 <w:color w:val="000000"/>
@@ -425,6 +449,7 @@
             </w:pPr>
             <w:r>
               <w:rPr>
+                <w:rFonts w:ascii="Aptos" w:hAnsi="Aptos" w:eastAsia="Aptos"/>
                 <w:b w:val="false"/>
                 <w:bCs w:val="false"/>
                 <w:color w:val="000000"/>
@@ -442,6 +467,7 @@
             </w:pPr>
             <w:r>
               <w:rPr>
+                <w:rFonts w:ascii="Aptos" w:hAnsi="Aptos" w:eastAsia="Aptos"/>
                 <w:b w:val="false"/>
                 <w:bCs w:val="false"/>
                 <w:color w:val="000000"/>
@@ -459,6 +485,7 @@
             </w:pPr>
             <w:r>
               <w:rPr>
+                <w:rFonts w:ascii="Aptos" w:hAnsi="Aptos" w:eastAsia="Aptos"/>
                 <w:b/>
                 <w:bCs/>
                 <w:color w:val="000000"/>
@@ -481,6 +508,7 @@
             </w:pPr>
             <w:r>
               <w:rPr>
+                <w:rFonts w:ascii="Aptos" w:hAnsi="Aptos" w:eastAsia="Aptos"/>
                 <w:b w:val="false"/>
                 <w:bCs w:val="false"/>
                 <w:color w:val="000000"/>
@@ -501,6 +529,7 @@
             </w:pPr>
             <w:r>
               <w:rPr>
+                <w:rFonts w:ascii="Aptos" w:hAnsi="Aptos" w:eastAsia="Aptos"/>
                 <w:b w:val="false"/>
                 <w:bCs w:val="false"/>
                 <w:color w:val="000000"/>
@@ -521,6 +550,7 @@
             </w:pPr>
             <w:r>
               <w:rPr>
+                <w:rFonts w:ascii="Aptos" w:hAnsi="Aptos" w:eastAsia="Aptos"/>
                 <w:b/>
                 <w:bCs/>
                 <w:color w:val="000000"/>
@@ -540,6 +570,7 @@
             </w:pPr>
             <w:r>
               <w:rPr>
+                <w:rFonts w:ascii="Aptos" w:hAnsi="Aptos" w:eastAsia="Aptos"/>
                 <w:b w:val="false"/>
                 <w:bCs w:val="false"/>
                 <w:color w:val="000000"/>
@@ -557,23 +588,25 @@
             </w:pPr>
             <w:r>
               <w:rPr>
-                <w:b w:val="false"/>
-                <w:bCs w:val="false"/>
-                <w:color w:val="000000"/>
-                <w:sz w:val="20"/>
-                <w:szCs w:val="20"/>
-              </w:rPr>
-              <w:t xml:space="preserve">situacion</w:t>
-            </w:r>
-          </w:p>
-        </w:tc>
-        <w:tc>
-          <w:p>
-            <w:pPr>
-              <w:spacing w:after="50"/>
-            </w:pPr>
-            <w:r>
-              <w:rPr>
+                <w:rFonts w:ascii="Aptos" w:hAnsi="Aptos" w:eastAsia="Aptos"/>
+                <w:b w:val="false"/>
+                <w:bCs w:val="false"/>
+                <w:color w:val="000000"/>
+                <w:sz w:val="20"/>
+                <w:szCs w:val="20"/>
+              </w:rPr>
+              <w:t>situación</w:t>
+            </w:r>
+          </w:p>
+        </w:tc>
+        <w:tc>
+          <w:p>
+            <w:pPr>
+              <w:spacing w:after="50"/>
+            </w:pPr>
+            <w:r>
+              <w:rPr>
+                <w:rFonts w:ascii="Aptos" w:hAnsi="Aptos" w:eastAsia="Aptos"/>
                 <w:b/>
                 <w:bCs/>
                 <w:color w:val="000000"/>
@@ -596,6 +629,7 @@
             </w:pPr>
             <w:r>
               <w:rPr>
+                <w:rFonts w:ascii="Aptos" w:hAnsi="Aptos" w:eastAsia="Aptos"/>
                 <w:b w:val="false"/>
                 <w:bCs w:val="false"/>
                 <w:color w:val="000000"/>
@@ -616,6 +650,7 @@
             </w:pPr>
             <w:r>
               <w:rPr>
+                <w:rFonts w:ascii="Aptos" w:hAnsi="Aptos" w:eastAsia="Aptos"/>
                 <w:b w:val="false"/>
                 <w:bCs w:val="false"/>
                 <w:color w:val="000000"/>
@@ -636,6 +671,7 @@
             </w:pPr>
             <w:r>
               <w:rPr>
+                <w:rFonts w:ascii="Aptos" w:hAnsi="Aptos" w:eastAsia="Aptos"/>
                 <w:b/>
                 <w:bCs/>
                 <w:color w:val="000000"/>
@@ -655,6 +691,7 @@
             </w:pPr>
             <w:r>
               <w:rPr>
+                <w:rFonts w:ascii="Aptos" w:hAnsi="Aptos" w:eastAsia="Aptos"/>
                 <w:b w:val="false"/>
                 <w:bCs w:val="false"/>
                 <w:color w:val="000000"/>
@@ -672,23 +709,25 @@
             </w:pPr>
             <w:r>
               <w:rPr>
-                <w:b w:val="false"/>
-                <w:bCs w:val="false"/>
-                <w:color w:val="000000"/>
-                <w:sz w:val="20"/>
-                <w:szCs w:val="20"/>
-              </w:rPr>
-              <w:t xml:space="preserve">situacion</w:t>
-            </w:r>
-          </w:p>
-        </w:tc>
-        <w:tc>
-          <w:p>
-            <w:pPr>
-              <w:spacing w:after="50"/>
-            </w:pPr>
-            <w:r>
-              <w:rPr>
+                <w:rFonts w:ascii="Aptos" w:hAnsi="Aptos" w:eastAsia="Aptos"/>
+                <w:b w:val="false"/>
+                <w:bCs w:val="false"/>
+                <w:color w:val="000000"/>
+                <w:sz w:val="20"/>
+                <w:szCs w:val="20"/>
+              </w:rPr>
+              <w:t>situación</w:t>
+            </w:r>
+          </w:p>
+        </w:tc>
+        <w:tc>
+          <w:p>
+            <w:pPr>
+              <w:spacing w:after="50"/>
+            </w:pPr>
+            <w:r>
+              <w:rPr>
+                <w:rFonts w:ascii="Aptos" w:hAnsi="Aptos" w:eastAsia="Aptos"/>
                 <w:b/>
                 <w:bCs/>
                 <w:color w:val="000000"/>
@@ -707,6 +746,7 @@
       </w:pPr>
       <w:r>
         <w:rPr>
+          <w:rFonts w:ascii="Aptos" w:hAnsi="Aptos" w:eastAsia="Aptos"/>
           <w:b/>
           <w:bCs/>
           <w:sz w:val="22"/>
@@ -716,6 +756,7 @@
       </w:r>
       <w:r>
         <w:rPr>
+          <w:rFonts w:ascii="Aptos" w:hAnsi="Aptos" w:eastAsia="Aptos"/>
           <w:sz w:val="22"/>
           <w:szCs w:val="22"/>
         </w:rPr>
@@ -728,6 +769,7 @@
       </w:pPr>
       <w:r>
         <w:rPr>
+          <w:rFonts w:ascii="Aptos" w:hAnsi="Aptos" w:eastAsia="Aptos"/>
           <w:b/>
           <w:bCs/>
           <w:color w:val="FF6B00"/>
@@ -738,6 +780,7 @@
       </w:r>
       <w:r>
         <w:rPr>
+          <w:rFonts w:ascii="Aptos" w:hAnsi="Aptos" w:eastAsia="Aptos"/>
           <w:i/>
           <w:iCs/>
           <w:sz w:val="22"/>
@@ -752,6 +795,7 @@
       </w:pPr>
       <w:r>
         <w:rPr>
+          <w:rFonts w:ascii="Aptos" w:hAnsi="Aptos" w:eastAsia="Aptos"/>
           <w:color w:val="CCCCCC"/>
           <w:sz w:val="18"/>
           <w:szCs w:val="18"/>
@@ -766,6 +810,7 @@
       </w:pPr>
       <w:r>
         <w:rPr>
+          <w:rFonts w:ascii="Aptos" w:hAnsi="Aptos" w:eastAsia="Aptos"/>
           <w:b/>
           <w:bCs/>
           <w:color w:val="1A1A2E"/>
@@ -781,6 +826,7 @@
       </w:pPr>
       <w:r>
         <w:rPr>
+          <w:rFonts w:ascii="Aptos" w:hAnsi="Aptos" w:eastAsia="Aptos"/>
           <w:b/>
           <w:bCs/>
           <w:sz w:val="22"/>
@@ -790,6 +836,7 @@
       </w:r>
       <w:r>
         <w:rPr>
+          <w:rFonts w:ascii="Aptos" w:hAnsi="Aptos" w:eastAsia="Aptos"/>
           <w:sz w:val="22"/>
           <w:szCs w:val="22"/>
         </w:rPr>
@@ -802,6 +849,7 @@
       </w:pPr>
       <w:r>
         <w:rPr>
+          <w:rFonts w:ascii="Aptos" w:hAnsi="Aptos" w:eastAsia="Aptos"/>
           <w:b/>
           <w:bCs/>
           <w:sz w:val="22"/>
@@ -811,6 +859,7 @@
       </w:r>
       <w:r>
         <w:rPr>
+          <w:rFonts w:ascii="Aptos" w:hAnsi="Aptos" w:eastAsia="Aptos"/>
           <w:i/>
           <w:iCs/>
           <w:sz w:val="22"/>
@@ -825,6 +874,7 @@
       </w:pPr>
       <w:r>
         <w:rPr>
+          <w:rFonts w:ascii="Aptos" w:hAnsi="Aptos" w:eastAsia="Aptos"/>
           <w:b/>
           <w:bCs/>
           <w:sz w:val="22"/>
@@ -834,6 +884,7 @@
       </w:r>
       <w:r>
         <w:rPr>
+          <w:rFonts w:ascii="Aptos" w:hAnsi="Aptos" w:eastAsia="Aptos"/>
           <w:sz w:val="22"/>
           <w:szCs w:val="22"/>
         </w:rPr>
@@ -846,6 +897,7 @@
       </w:pPr>
       <w:r>
         <w:rPr>
+          <w:rFonts w:ascii="Aptos" w:hAnsi="Aptos" w:eastAsia="Aptos"/>
           <w:b/>
           <w:bCs/>
           <w:sz w:val="24"/>
@@ -886,6 +938,7 @@
             </w:pPr>
             <w:r>
               <w:rPr>
+                <w:rFonts w:ascii="Aptos" w:hAnsi="Aptos" w:eastAsia="Aptos"/>
                 <w:b/>
                 <w:bCs/>
                 <w:color w:val="000000"/>
@@ -907,6 +960,7 @@
             </w:pPr>
             <w:r>
               <w:rPr>
+                <w:rFonts w:ascii="Aptos" w:hAnsi="Aptos" w:eastAsia="Aptos"/>
                 <w:b/>
                 <w:bCs/>
                 <w:color w:val="000000"/>
@@ -928,6 +982,7 @@
             </w:pPr>
             <w:r>
               <w:rPr>
+                <w:rFonts w:ascii="Aptos" w:hAnsi="Aptos" w:eastAsia="Aptos"/>
                 <w:b/>
                 <w:bCs/>
                 <w:color w:val="000000"/>
@@ -950,6 +1005,7 @@
             </w:pPr>
             <w:r>
               <w:rPr>
+                <w:rFonts w:ascii="Aptos" w:hAnsi="Aptos" w:eastAsia="Aptos"/>
                 <w:b w:val="false"/>
                 <w:bCs w:val="false"/>
                 <w:color w:val="000000"/>
@@ -970,6 +1026,7 @@
             </w:pPr>
             <w:r>
               <w:rPr>
+                <w:rFonts w:ascii="Aptos" w:hAnsi="Aptos" w:eastAsia="Aptos"/>
                 <w:b w:val="false"/>
                 <w:bCs w:val="false"/>
                 <w:color w:val="000000"/>
@@ -990,6 +1047,7 @@
             </w:pPr>
             <w:r>
               <w:rPr>
+                <w:rFonts w:ascii="Aptos" w:hAnsi="Aptos" w:eastAsia="Aptos"/>
                 <w:b/>
                 <w:bCs/>
                 <w:color w:val="000000"/>
@@ -1009,6 +1067,7 @@
             </w:pPr>
             <w:r>
               <w:rPr>
+                <w:rFonts w:ascii="Aptos" w:hAnsi="Aptos" w:eastAsia="Aptos"/>
                 <w:b w:val="false"/>
                 <w:bCs w:val="false"/>
                 <w:color w:val="000000"/>
@@ -1026,6 +1085,7 @@
             </w:pPr>
             <w:r>
               <w:rPr>
+                <w:rFonts w:ascii="Aptos" w:hAnsi="Aptos" w:eastAsia="Aptos"/>
                 <w:b w:val="false"/>
                 <w:bCs w:val="false"/>
                 <w:color w:val="000000"/>
@@ -1043,6 +1103,7 @@
             </w:pPr>
             <w:r>
               <w:rPr>
+                <w:rFonts w:ascii="Aptos" w:hAnsi="Aptos" w:eastAsia="Aptos"/>
                 <w:b/>
                 <w:bCs/>
                 <w:color w:val="000000"/>
@@ -1065,6 +1126,7 @@
             </w:pPr>
             <w:r>
               <w:rPr>
+                <w:rFonts w:ascii="Aptos" w:hAnsi="Aptos" w:eastAsia="Aptos"/>
                 <w:b w:val="false"/>
                 <w:bCs w:val="false"/>
                 <w:color w:val="000000"/>
@@ -1085,6 +1147,7 @@
             </w:pPr>
             <w:r>
               <w:rPr>
+                <w:rFonts w:ascii="Aptos" w:hAnsi="Aptos" w:eastAsia="Aptos"/>
                 <w:b w:val="false"/>
                 <w:bCs w:val="false"/>
                 <w:color w:val="000000"/>
@@ -1105,6 +1168,7 @@
             </w:pPr>
             <w:r>
               <w:rPr>
+                <w:rFonts w:ascii="Aptos" w:hAnsi="Aptos" w:eastAsia="Aptos"/>
                 <w:b/>
                 <w:bCs/>
                 <w:color w:val="000000"/>
@@ -1124,6 +1188,7 @@
             </w:pPr>
             <w:r>
               <w:rPr>
+                <w:rFonts w:ascii="Aptos" w:hAnsi="Aptos" w:eastAsia="Aptos"/>
                 <w:b w:val="false"/>
                 <w:bCs w:val="false"/>
                 <w:color w:val="000000"/>
@@ -1141,6 +1206,7 @@
             </w:pPr>
             <w:r>
               <w:rPr>
+                <w:rFonts w:ascii="Aptos" w:hAnsi="Aptos" w:eastAsia="Aptos"/>
                 <w:b w:val="false"/>
                 <w:bCs w:val="false"/>
                 <w:color w:val="000000"/>
@@ -1158,6 +1224,7 @@
             </w:pPr>
             <w:r>
               <w:rPr>
+                <w:rFonts w:ascii="Aptos" w:hAnsi="Aptos" w:eastAsia="Aptos"/>
                 <w:b/>
                 <w:bCs/>
                 <w:color w:val="000000"/>
@@ -1176,6 +1243,7 @@
       </w:pPr>
       <w:r>
         <w:rPr>
+          <w:rFonts w:ascii="Aptos" w:hAnsi="Aptos" w:eastAsia="Aptos"/>
           <w:b/>
           <w:bCs/>
           <w:sz w:val="22"/>
@@ -1185,6 +1253,7 @@
       </w:r>
       <w:r>
         <w:rPr>
+          <w:rFonts w:ascii="Aptos" w:hAnsi="Aptos" w:eastAsia="Aptos"/>
           <w:sz w:val="22"/>
           <w:szCs w:val="22"/>
         </w:rPr>
@@ -1197,6 +1266,7 @@
       </w:pPr>
       <w:r>
         <w:rPr>
+          <w:rFonts w:ascii="Aptos" w:hAnsi="Aptos" w:eastAsia="Aptos"/>
           <w:b/>
           <w:bCs/>
           <w:color w:val="FF6B00"/>
@@ -1207,6 +1277,7 @@
       </w:r>
       <w:r>
         <w:rPr>
+          <w:rFonts w:ascii="Aptos" w:hAnsi="Aptos" w:eastAsia="Aptos"/>
           <w:i/>
           <w:iCs/>
           <w:sz w:val="22"/>
@@ -1221,6 +1292,7 @@
       </w:pPr>
       <w:r>
         <w:rPr>
+          <w:rFonts w:ascii="Aptos" w:hAnsi="Aptos" w:eastAsia="Aptos"/>
           <w:color w:val="CCCCCC"/>
           <w:sz w:val="18"/>
           <w:szCs w:val="18"/>
@@ -1235,6 +1307,7 @@
       </w:pPr>
       <w:r>
         <w:rPr>
+          <w:rFonts w:ascii="Aptos" w:hAnsi="Aptos" w:eastAsia="Aptos"/>
           <w:b/>
           <w:bCs/>
           <w:color w:val="1A1A2E"/>
@@ -1250,6 +1323,7 @@
       </w:pPr>
       <w:r>
         <w:rPr>
+          <w:rFonts w:ascii="Aptos" w:hAnsi="Aptos" w:eastAsia="Aptos"/>
           <w:b/>
           <w:bCs/>
           <w:sz w:val="22"/>
@@ -1259,6 +1333,7 @@
       </w:r>
       <w:r>
         <w:rPr>
+          <w:rFonts w:ascii="Aptos" w:hAnsi="Aptos" w:eastAsia="Aptos"/>
           <w:sz w:val="22"/>
           <w:szCs w:val="22"/>
         </w:rPr>
@@ -1271,21 +1346,22 @@
       </w:pPr>
       <w:r>
         <w:rPr>
-          <w:b/>
-          <w:bCs/>
-          <w:sz w:val="22"/>
-          <w:szCs w:val="22"/>
-        </w:rPr>
-        <w:t xml:space="preserve">💬 Declaración: </w:t>
-      </w:r>
-      <w:r>
-        <w:rPr>
+          <w:rFonts w:ascii="Aptos" w:hAnsi="Aptos" w:eastAsia="Aptos"/>
+          <w:b/>
+          <w:bCs/>
+          <w:sz w:val="22"/>
+          <w:szCs w:val="22"/>
+        </w:rPr>
+        <w:t>💬 Declaración: Mi mente está protegida por lo que Dios dice de mí.</w:t>
+      </w:r>
+      <w:r>
+        <w:rPr>
+          <w:rFonts w:ascii="Aptos" w:hAnsi="Aptos" w:eastAsia="Aptos"/>
           <w:i/>
           <w:iCs/>
           <w:sz w:val="22"/>
           <w:szCs w:val="22"/>
         </w:rPr>
-        <w:t xml:space="preserve">Mi mente la protege lo que Dios dice de mí.</w:t>
       </w:r>
     </w:p>
     <w:p>
@@ -1294,6 +1370,7 @@
       </w:pPr>
       <w:r>
         <w:rPr>
+          <w:rFonts w:ascii="Aptos" w:hAnsi="Aptos" w:eastAsia="Aptos"/>
           <w:b/>
           <w:bCs/>
           <w:sz w:val="22"/>
@@ -1303,6 +1380,7 @@
       </w:r>
       <w:r>
         <w:rPr>
+          <w:rFonts w:ascii="Aptos" w:hAnsi="Aptos" w:eastAsia="Aptos"/>
           <w:sz w:val="22"/>
           <w:szCs w:val="22"/>
         </w:rPr>
@@ -1315,6 +1393,7 @@
       </w:pPr>
       <w:r>
         <w:rPr>
+          <w:rFonts w:ascii="Aptos" w:hAnsi="Aptos" w:eastAsia="Aptos"/>
           <w:b/>
           <w:bCs/>
           <w:sz w:val="24"/>
@@ -1355,6 +1434,7 @@
             </w:pPr>
             <w:r>
               <w:rPr>
+                <w:rFonts w:ascii="Aptos" w:hAnsi="Aptos" w:eastAsia="Aptos"/>
                 <w:b/>
                 <w:bCs/>
                 <w:color w:val="000000"/>
@@ -1376,6 +1456,7 @@
             </w:pPr>
             <w:r>
               <w:rPr>
+                <w:rFonts w:ascii="Aptos" w:hAnsi="Aptos" w:eastAsia="Aptos"/>
                 <w:b/>
                 <w:bCs/>
                 <w:color w:val="000000"/>
@@ -1397,6 +1478,7 @@
             </w:pPr>
             <w:r>
               <w:rPr>
+                <w:rFonts w:ascii="Aptos" w:hAnsi="Aptos" w:eastAsia="Aptos"/>
                 <w:b/>
                 <w:bCs/>
                 <w:color w:val="000000"/>
@@ -1419,6 +1501,7 @@
             </w:pPr>
             <w:r>
               <w:rPr>
+                <w:rFonts w:ascii="Aptos" w:hAnsi="Aptos" w:eastAsia="Aptos"/>
                 <w:b w:val="false"/>
                 <w:bCs w:val="false"/>
                 <w:color w:val="000000"/>
@@ -1439,26 +1522,28 @@
             </w:pPr>
             <w:r>
               <w:rPr>
-                <w:b w:val="false"/>
-                <w:bCs w:val="false"/>
-                <w:color w:val="000000"/>
-                <w:sz w:val="20"/>
-                <w:szCs w:val="20"/>
-              </w:rPr>
-              <w:t xml:space="preserve">situacion</w:t>
-            </w:r>
-          </w:p>
-        </w:tc>
-        <w:tc>
-          <w:tcPr>
-            <w:shd w:color="F0F0F0" w:val="solid"/>
-          </w:tcPr>
-          <w:p>
-            <w:pPr>
-              <w:spacing w:after="50"/>
-            </w:pPr>
-            <w:r>
-              <w:rPr>
+                <w:rFonts w:ascii="Aptos" w:hAnsi="Aptos" w:eastAsia="Aptos"/>
+                <w:b w:val="false"/>
+                <w:bCs w:val="false"/>
+                <w:color w:val="000000"/>
+                <w:sz w:val="20"/>
+                <w:szCs w:val="20"/>
+              </w:rPr>
+              <w:t>situación</w:t>
+            </w:r>
+          </w:p>
+        </w:tc>
+        <w:tc>
+          <w:tcPr>
+            <w:shd w:color="F0F0F0" w:val="solid"/>
+          </w:tcPr>
+          <w:p>
+            <w:pPr>
+              <w:spacing w:after="50"/>
+            </w:pPr>
+            <w:r>
+              <w:rPr>
+                <w:rFonts w:ascii="Aptos" w:hAnsi="Aptos" w:eastAsia="Aptos"/>
                 <w:b/>
                 <w:bCs/>
                 <w:color w:val="000000"/>
@@ -1478,6 +1563,7 @@
             </w:pPr>
             <w:r>
               <w:rPr>
+                <w:rFonts w:ascii="Aptos" w:hAnsi="Aptos" w:eastAsia="Aptos"/>
                 <w:b w:val="false"/>
                 <w:bCs w:val="false"/>
                 <w:color w:val="000000"/>
@@ -1495,23 +1581,25 @@
             </w:pPr>
             <w:r>
               <w:rPr>
-                <w:b w:val="false"/>
-                <w:bCs w:val="false"/>
-                <w:color w:val="000000"/>
-                <w:sz w:val="20"/>
-                <w:szCs w:val="20"/>
-              </w:rPr>
-              <w:t xml:space="preserve">situacion</w:t>
-            </w:r>
-          </w:p>
-        </w:tc>
-        <w:tc>
-          <w:p>
-            <w:pPr>
-              <w:spacing w:after="50"/>
-            </w:pPr>
-            <w:r>
-              <w:rPr>
+                <w:rFonts w:ascii="Aptos" w:hAnsi="Aptos" w:eastAsia="Aptos"/>
+                <w:b w:val="false"/>
+                <w:bCs w:val="false"/>
+                <w:color w:val="000000"/>
+                <w:sz w:val="20"/>
+                <w:szCs w:val="20"/>
+              </w:rPr>
+              <w:t>situación</w:t>
+            </w:r>
+          </w:p>
+        </w:tc>
+        <w:tc>
+          <w:p>
+            <w:pPr>
+              <w:spacing w:after="50"/>
+            </w:pPr>
+            <w:r>
+              <w:rPr>
+                <w:rFonts w:ascii="Aptos" w:hAnsi="Aptos" w:eastAsia="Aptos"/>
                 <w:b/>
                 <w:bCs/>
                 <w:color w:val="000000"/>
@@ -1534,6 +1622,7 @@
             </w:pPr>
             <w:r>
               <w:rPr>
+                <w:rFonts w:ascii="Aptos" w:hAnsi="Aptos" w:eastAsia="Aptos"/>
                 <w:b w:val="false"/>
                 <w:bCs w:val="false"/>
                 <w:color w:val="000000"/>
@@ -1554,26 +1643,28 @@
             </w:pPr>
             <w:r>
               <w:rPr>
-                <w:b w:val="false"/>
-                <w:bCs w:val="false"/>
-                <w:color w:val="000000"/>
-                <w:sz w:val="20"/>
-                <w:szCs w:val="20"/>
-              </w:rPr>
-              <w:t xml:space="preserve">situacion</w:t>
-            </w:r>
-          </w:p>
-        </w:tc>
-        <w:tc>
-          <w:tcPr>
-            <w:shd w:color="F0F0F0" w:val="solid"/>
-          </w:tcPr>
-          <w:p>
-            <w:pPr>
-              <w:spacing w:after="50"/>
-            </w:pPr>
-            <w:r>
-              <w:rPr>
+                <w:rFonts w:ascii="Aptos" w:hAnsi="Aptos" w:eastAsia="Aptos"/>
+                <w:b w:val="false"/>
+                <w:bCs w:val="false"/>
+                <w:color w:val="000000"/>
+                <w:sz w:val="20"/>
+                <w:szCs w:val="20"/>
+              </w:rPr>
+              <w:t>situación</w:t>
+            </w:r>
+          </w:p>
+        </w:tc>
+        <w:tc>
+          <w:tcPr>
+            <w:shd w:color="F0F0F0" w:val="solid"/>
+          </w:tcPr>
+          <w:p>
+            <w:pPr>
+              <w:spacing w:after="50"/>
+            </w:pPr>
+            <w:r>
+              <w:rPr>
+                <w:rFonts w:ascii="Aptos" w:hAnsi="Aptos" w:eastAsia="Aptos"/>
                 <w:b/>
                 <w:bCs/>
                 <w:color w:val="000000"/>
@@ -1593,6 +1684,7 @@
             </w:pPr>
             <w:r>
               <w:rPr>
+                <w:rFonts w:ascii="Aptos" w:hAnsi="Aptos" w:eastAsia="Aptos"/>
                 <w:b w:val="false"/>
                 <w:bCs w:val="false"/>
                 <w:color w:val="000000"/>
@@ -1610,23 +1702,25 @@
             </w:pPr>
             <w:r>
               <w:rPr>
-                <w:b w:val="false"/>
-                <w:bCs w:val="false"/>
-                <w:color w:val="000000"/>
-                <w:sz w:val="20"/>
-                <w:szCs w:val="20"/>
-              </w:rPr>
-              <w:t xml:space="preserve">situacion</w:t>
-            </w:r>
-          </w:p>
-        </w:tc>
-        <w:tc>
-          <w:p>
-            <w:pPr>
-              <w:spacing w:after="50"/>
-            </w:pPr>
-            <w:r>
-              <w:rPr>
+                <w:rFonts w:ascii="Aptos" w:hAnsi="Aptos" w:eastAsia="Aptos"/>
+                <w:b w:val="false"/>
+                <w:bCs w:val="false"/>
+                <w:color w:val="000000"/>
+                <w:sz w:val="20"/>
+                <w:szCs w:val="20"/>
+              </w:rPr>
+              <w:t>situación</w:t>
+            </w:r>
+          </w:p>
+        </w:tc>
+        <w:tc>
+          <w:p>
+            <w:pPr>
+              <w:spacing w:after="50"/>
+            </w:pPr>
+            <w:r>
+              <w:rPr>
+                <w:rFonts w:ascii="Aptos" w:hAnsi="Aptos" w:eastAsia="Aptos"/>
                 <w:b/>
                 <w:bCs/>
                 <w:color w:val="000000"/>
@@ -1649,6 +1743,7 @@
             </w:pPr>
             <w:r>
               <w:rPr>
+                <w:rFonts w:ascii="Aptos" w:hAnsi="Aptos" w:eastAsia="Aptos"/>
                 <w:b w:val="false"/>
                 <w:bCs w:val="false"/>
                 <w:color w:val="000000"/>
@@ -1669,6 +1764,7 @@
             </w:pPr>
             <w:r>
               <w:rPr>
+                <w:rFonts w:ascii="Aptos" w:hAnsi="Aptos" w:eastAsia="Aptos"/>
                 <w:b w:val="false"/>
                 <w:bCs w:val="false"/>
                 <w:color w:val="000000"/>
@@ -1689,6 +1785,7 @@
             </w:pPr>
             <w:r>
               <w:rPr>
+                <w:rFonts w:ascii="Aptos" w:hAnsi="Aptos" w:eastAsia="Aptos"/>
                 <w:b/>
                 <w:bCs/>
                 <w:color w:val="000000"/>
@@ -1708,6 +1805,7 @@
             </w:pPr>
             <w:r>
               <w:rPr>
+                <w:rFonts w:ascii="Aptos" w:hAnsi="Aptos" w:eastAsia="Aptos"/>
                 <w:b w:val="false"/>
                 <w:bCs w:val="false"/>
                 <w:color w:val="000000"/>
@@ -1725,6 +1823,7 @@
             </w:pPr>
             <w:r>
               <w:rPr>
+                <w:rFonts w:ascii="Aptos" w:hAnsi="Aptos" w:eastAsia="Aptos"/>
                 <w:b w:val="false"/>
                 <w:bCs w:val="false"/>
                 <w:color w:val="000000"/>
@@ -1742,6 +1841,7 @@
             </w:pPr>
             <w:r>
               <w:rPr>
+                <w:rFonts w:ascii="Aptos" w:hAnsi="Aptos" w:eastAsia="Aptos"/>
                 <w:b/>
                 <w:bCs/>
                 <w:color w:val="000000"/>
@@ -1764,6 +1864,7 @@
             </w:pPr>
             <w:r>
               <w:rPr>
+                <w:rFonts w:ascii="Aptos" w:hAnsi="Aptos" w:eastAsia="Aptos"/>
                 <w:b w:val="false"/>
                 <w:bCs w:val="false"/>
                 <w:color w:val="000000"/>
@@ -1784,6 +1885,7 @@
             </w:pPr>
             <w:r>
               <w:rPr>
+                <w:rFonts w:ascii="Aptos" w:hAnsi="Aptos" w:eastAsia="Aptos"/>
                 <w:b w:val="false"/>
                 <w:bCs w:val="false"/>
                 <w:color w:val="000000"/>
@@ -1804,6 +1906,7 @@
             </w:pPr>
             <w:r>
               <w:rPr>
+                <w:rFonts w:ascii="Aptos" w:hAnsi="Aptos" w:eastAsia="Aptos"/>
                 <w:b/>
                 <w:bCs/>
                 <w:color w:val="000000"/>
@@ -1823,6 +1926,7 @@
             </w:pPr>
             <w:r>
               <w:rPr>
+                <w:rFonts w:ascii="Aptos" w:hAnsi="Aptos" w:eastAsia="Aptos"/>
                 <w:b w:val="false"/>
                 <w:bCs w:val="false"/>
                 <w:color w:val="000000"/>
@@ -1840,6 +1944,7 @@
             </w:pPr>
             <w:r>
               <w:rPr>
+                <w:rFonts w:ascii="Aptos" w:hAnsi="Aptos" w:eastAsia="Aptos"/>
                 <w:b w:val="false"/>
                 <w:bCs w:val="false"/>
                 <w:color w:val="000000"/>
@@ -1857,6 +1962,7 @@
             </w:pPr>
             <w:r>
               <w:rPr>
+                <w:rFonts w:ascii="Aptos" w:hAnsi="Aptos" w:eastAsia="Aptos"/>
                 <w:b/>
                 <w:bCs/>
                 <w:color w:val="000000"/>
@@ -1875,6 +1981,7 @@
       </w:pPr>
       <w:r>
         <w:rPr>
+          <w:rFonts w:ascii="Aptos" w:hAnsi="Aptos" w:eastAsia="Aptos"/>
           <w:b/>
           <w:bCs/>
           <w:sz w:val="22"/>
@@ -1884,6 +1991,7 @@
       </w:r>
       <w:r>
         <w:rPr>
+          <w:rFonts w:ascii="Aptos" w:hAnsi="Aptos" w:eastAsia="Aptos"/>
           <w:sz w:val="22"/>
           <w:szCs w:val="22"/>
         </w:rPr>
@@ -1896,6 +2004,7 @@
       </w:pPr>
       <w:r>
         <w:rPr>
+          <w:rFonts w:ascii="Aptos" w:hAnsi="Aptos" w:eastAsia="Aptos"/>
           <w:b/>
           <w:bCs/>
           <w:color w:val="FF6B00"/>
@@ -1906,6 +2015,7 @@
       </w:r>
       <w:r>
         <w:rPr>
+          <w:rFonts w:ascii="Aptos" w:hAnsi="Aptos" w:eastAsia="Aptos"/>
           <w:i/>
           <w:iCs/>
           <w:sz w:val="22"/>
@@ -1920,6 +2030,7 @@
       </w:pPr>
       <w:r>
         <w:rPr>
+          <w:rFonts w:ascii="Aptos" w:hAnsi="Aptos" w:eastAsia="Aptos"/>
           <w:color w:val="CCCCCC"/>
           <w:sz w:val="18"/>
           <w:szCs w:val="18"/>
@@ -1934,6 +2045,7 @@
       </w:pPr>
       <w:r>
         <w:rPr>
+          <w:rFonts w:ascii="Aptos" w:hAnsi="Aptos" w:eastAsia="Aptos"/>
           <w:b/>
           <w:bCs/>
           <w:color w:val="1A1A2E"/>
@@ -1949,6 +2061,7 @@
       </w:pPr>
       <w:r>
         <w:rPr>
+          <w:rFonts w:ascii="Aptos" w:hAnsi="Aptos" w:eastAsia="Aptos"/>
           <w:b/>
           <w:bCs/>
           <w:sz w:val="22"/>
@@ -1958,6 +2071,7 @@
       </w:r>
       <w:r>
         <w:rPr>
+          <w:rFonts w:ascii="Aptos" w:hAnsi="Aptos" w:eastAsia="Aptos"/>
           <w:sz w:val="22"/>
           <w:szCs w:val="22"/>
         </w:rPr>
@@ -1970,6 +2084,7 @@
       </w:pPr>
       <w:r>
         <w:rPr>
+          <w:rFonts w:ascii="Aptos" w:hAnsi="Aptos" w:eastAsia="Aptos"/>
           <w:b/>
           <w:bCs/>
           <w:sz w:val="22"/>
@@ -1979,6 +2094,7 @@
       </w:r>
       <w:r>
         <w:rPr>
+          <w:rFonts w:ascii="Aptos" w:hAnsi="Aptos" w:eastAsia="Aptos"/>
           <w:i/>
           <w:iCs/>
           <w:sz w:val="22"/>
@@ -1993,6 +2109,7 @@
       </w:pPr>
       <w:r>
         <w:rPr>
+          <w:rFonts w:ascii="Aptos" w:hAnsi="Aptos" w:eastAsia="Aptos"/>
           <w:b/>
           <w:bCs/>
           <w:sz w:val="22"/>
@@ -2002,6 +2119,7 @@
       </w:r>
       <w:r>
         <w:rPr>
+          <w:rFonts w:ascii="Aptos" w:hAnsi="Aptos" w:eastAsia="Aptos"/>
           <w:sz w:val="22"/>
           <w:szCs w:val="22"/>
         </w:rPr>
@@ -2014,6 +2132,7 @@
       </w:pPr>
       <w:r>
         <w:rPr>
+          <w:rFonts w:ascii="Aptos" w:hAnsi="Aptos" w:eastAsia="Aptos"/>
           <w:b/>
           <w:bCs/>
           <w:sz w:val="24"/>
@@ -2054,6 +2173,7 @@
             </w:pPr>
             <w:r>
               <w:rPr>
+                <w:rFonts w:ascii="Aptos" w:hAnsi="Aptos" w:eastAsia="Aptos"/>
                 <w:b/>
                 <w:bCs/>
                 <w:color w:val="000000"/>
@@ -2075,6 +2195,7 @@
             </w:pPr>
             <w:r>
               <w:rPr>
+                <w:rFonts w:ascii="Aptos" w:hAnsi="Aptos" w:eastAsia="Aptos"/>
                 <w:b/>
                 <w:bCs/>
                 <w:color w:val="000000"/>
@@ -2096,6 +2217,7 @@
             </w:pPr>
             <w:r>
               <w:rPr>
+                <w:rFonts w:ascii="Aptos" w:hAnsi="Aptos" w:eastAsia="Aptos"/>
                 <w:b/>
                 <w:bCs/>
                 <w:color w:val="000000"/>
@@ -2118,6 +2240,7 @@
             </w:pPr>
             <w:r>
               <w:rPr>
+                <w:rFonts w:ascii="Aptos" w:hAnsi="Aptos" w:eastAsia="Aptos"/>
                 <w:b w:val="false"/>
                 <w:bCs w:val="false"/>
                 <w:color w:val="000000"/>
@@ -2138,6 +2261,7 @@
             </w:pPr>
             <w:r>
               <w:rPr>
+                <w:rFonts w:ascii="Aptos" w:hAnsi="Aptos" w:eastAsia="Aptos"/>
                 <w:b w:val="false"/>
                 <w:bCs w:val="false"/>
                 <w:color w:val="000000"/>
@@ -2158,6 +2282,7 @@
             </w:pPr>
             <w:r>
               <w:rPr>
+                <w:rFonts w:ascii="Aptos" w:hAnsi="Aptos" w:eastAsia="Aptos"/>
                 <w:b/>
                 <w:bCs/>
                 <w:color w:val="000000"/>
@@ -2177,6 +2302,7 @@
             </w:pPr>
             <w:r>
               <w:rPr>
+                <w:rFonts w:ascii="Aptos" w:hAnsi="Aptos" w:eastAsia="Aptos"/>
                 <w:b w:val="false"/>
                 <w:bCs w:val="false"/>
                 <w:color w:val="000000"/>
@@ -2194,6 +2320,7 @@
             </w:pPr>
             <w:r>
               <w:rPr>
+                <w:rFonts w:ascii="Aptos" w:hAnsi="Aptos" w:eastAsia="Aptos"/>
                 <w:b w:val="false"/>
                 <w:bCs w:val="false"/>
                 <w:color w:val="000000"/>
@@ -2211,6 +2338,7 @@
             </w:pPr>
             <w:r>
               <w:rPr>
+                <w:rFonts w:ascii="Aptos" w:hAnsi="Aptos" w:eastAsia="Aptos"/>
                 <w:b/>
                 <w:bCs/>
                 <w:color w:val="000000"/>
@@ -2233,6 +2361,7 @@
             </w:pPr>
             <w:r>
               <w:rPr>
+                <w:rFonts w:ascii="Aptos" w:hAnsi="Aptos" w:eastAsia="Aptos"/>
                 <w:b w:val="false"/>
                 <w:bCs w:val="false"/>
                 <w:color w:val="000000"/>
@@ -2253,6 +2382,7 @@
             </w:pPr>
             <w:r>
               <w:rPr>
+                <w:rFonts w:ascii="Aptos" w:hAnsi="Aptos" w:eastAsia="Aptos"/>
                 <w:b w:val="false"/>
                 <w:bCs w:val="false"/>
                 <w:color w:val="000000"/>
@@ -2273,6 +2403,7 @@
             </w:pPr>
             <w:r>
               <w:rPr>
+                <w:rFonts w:ascii="Aptos" w:hAnsi="Aptos" w:eastAsia="Aptos"/>
                 <w:b/>
                 <w:bCs/>
                 <w:color w:val="000000"/>
@@ -2292,6 +2423,7 @@
             </w:pPr>
             <w:r>
               <w:rPr>
+                <w:rFonts w:ascii="Aptos" w:hAnsi="Aptos" w:eastAsia="Aptos"/>
                 <w:b w:val="false"/>
                 <w:bCs w:val="false"/>
                 <w:color w:val="000000"/>
@@ -2309,6 +2441,7 @@
             </w:pPr>
             <w:r>
               <w:rPr>
+                <w:rFonts w:ascii="Aptos" w:hAnsi="Aptos" w:eastAsia="Aptos"/>
                 <w:b w:val="false"/>
                 <w:bCs w:val="false"/>
                 <w:color w:val="000000"/>
@@ -2326,6 +2459,7 @@
             </w:pPr>
             <w:r>
               <w:rPr>
+                <w:rFonts w:ascii="Aptos" w:hAnsi="Aptos" w:eastAsia="Aptos"/>
                 <w:b/>
                 <w:bCs/>
                 <w:color w:val="000000"/>
@@ -2344,6 +2478,7 @@
       </w:pPr>
       <w:r>
         <w:rPr>
+          <w:rFonts w:ascii="Aptos" w:hAnsi="Aptos" w:eastAsia="Aptos"/>
           <w:b/>
           <w:bCs/>
           <w:sz w:val="22"/>
@@ -2353,6 +2488,7 @@
       </w:r>
       <w:r>
         <w:rPr>
+          <w:rFonts w:ascii="Aptos" w:hAnsi="Aptos" w:eastAsia="Aptos"/>
           <w:sz w:val="22"/>
           <w:szCs w:val="22"/>
         </w:rPr>
@@ -2365,6 +2501,7 @@
       </w:pPr>
       <w:r>
         <w:rPr>
+          <w:rFonts w:ascii="Aptos" w:hAnsi="Aptos" w:eastAsia="Aptos"/>
           <w:b/>
           <w:bCs/>
           <w:color w:val="FF6B00"/>
@@ -2375,6 +2512,7 @@
       </w:r>
       <w:r>
         <w:rPr>
+          <w:rFonts w:ascii="Aptos" w:hAnsi="Aptos" w:eastAsia="Aptos"/>
           <w:i/>
           <w:iCs/>
           <w:sz w:val="22"/>
@@ -2389,6 +2527,7 @@
       </w:pPr>
       <w:r>
         <w:rPr>
+          <w:rFonts w:ascii="Aptos" w:hAnsi="Aptos" w:eastAsia="Aptos"/>
           <w:color w:val="CCCCCC"/>
           <w:sz w:val="18"/>
           <w:szCs w:val="18"/>
@@ -2403,6 +2542,7 @@
       </w:pPr>
       <w:r>
         <w:rPr>
+          <w:rFonts w:ascii="Aptos" w:hAnsi="Aptos" w:eastAsia="Aptos"/>
           <w:b/>
           <w:bCs/>
           <w:color w:val="1A1A2E"/>
@@ -2418,6 +2558,7 @@
       </w:pPr>
       <w:r>
         <w:rPr>
+          <w:rFonts w:ascii="Aptos" w:hAnsi="Aptos" w:eastAsia="Aptos"/>
           <w:b/>
           <w:bCs/>
           <w:sz w:val="22"/>
@@ -2427,6 +2568,7 @@
       </w:r>
       <w:r>
         <w:rPr>
+          <w:rFonts w:ascii="Aptos" w:hAnsi="Aptos" w:eastAsia="Aptos"/>
           <w:sz w:val="22"/>
           <w:szCs w:val="22"/>
         </w:rPr>
@@ -2439,6 +2581,7 @@
       </w:pPr>
       <w:r>
         <w:rPr>
+          <w:rFonts w:ascii="Aptos" w:hAnsi="Aptos" w:eastAsia="Aptos"/>
           <w:b/>
           <w:bCs/>
           <w:sz w:val="22"/>
@@ -2448,6 +2591,7 @@
       </w:r>
       <w:r>
         <w:rPr>
+          <w:rFonts w:ascii="Aptos" w:hAnsi="Aptos" w:eastAsia="Aptos"/>
           <w:i/>
           <w:iCs/>
           <w:sz w:val="22"/>
@@ -2462,19 +2606,20 @@
       </w:pPr>
       <w:r>
         <w:rPr>
-          <w:b/>
-          <w:bCs/>
-          <w:sz w:val="22"/>
-          <w:szCs w:val="22"/>
-        </w:rPr>
-        <w:t xml:space="preserve">🎯 Reto: </w:t>
-      </w:r>
-      <w:r>
-        <w:rPr>
-          <w:sz w:val="22"/>
-          <w:szCs w:val="22"/>
-        </w:rPr>
-        <w:t xml:space="preserve">Un integrante se para al frente y declara en voz alta una verdad bíblica sobre sí mismo, sin reírse ni quebrarse, mientras los demás intentan distraerlo (sin tocarlo ni ofenderlo). Debe sostener la declaración 30 segundos. Escriban la frase exacta que declaró.</w:t>
+          <w:rFonts w:ascii="Aptos" w:hAnsi="Aptos" w:eastAsia="Aptos"/>
+          <w:b/>
+          <w:bCs/>
+          <w:sz w:val="22"/>
+          <w:szCs w:val="22"/>
+        </w:rPr>
+        <w:t>🎯 Reto: Un integrante se para al frente y declara en voz alta una verdad bíblica sobre sí mismo, sin reírse ni quebrarse, mientras los demás intentan distraerlo (sin tocarlo ni ofenderlo). Debe sostener la declaración 30 segundos. Escriban la frase exacta que declaró el compañero.</w:t>
+      </w:r>
+      <w:r>
+        <w:rPr>
+          <w:rFonts w:ascii="Aptos" w:hAnsi="Aptos" w:eastAsia="Aptos"/>
+          <w:sz w:val="22"/>
+          <w:szCs w:val="22"/>
+        </w:rPr>
       </w:r>
     </w:p>
     <w:p>
@@ -2483,6 +2628,7 @@
       </w:pPr>
       <w:r>
         <w:rPr>
+          <w:rFonts w:ascii="Aptos" w:hAnsi="Aptos" w:eastAsia="Aptos"/>
           <w:b/>
           <w:bCs/>
           <w:sz w:val="24"/>
@@ -2523,6 +2669,7 @@
             </w:pPr>
             <w:r>
               <w:rPr>
+                <w:rFonts w:ascii="Aptos" w:hAnsi="Aptos" w:eastAsia="Aptos"/>
                 <w:b/>
                 <w:bCs/>
                 <w:color w:val="000000"/>
@@ -2544,6 +2691,7 @@
             </w:pPr>
             <w:r>
               <w:rPr>
+                <w:rFonts w:ascii="Aptos" w:hAnsi="Aptos" w:eastAsia="Aptos"/>
                 <w:b/>
                 <w:bCs/>
                 <w:color w:val="000000"/>
@@ -2565,6 +2713,7 @@
             </w:pPr>
             <w:r>
               <w:rPr>
+                <w:rFonts w:ascii="Aptos" w:hAnsi="Aptos" w:eastAsia="Aptos"/>
                 <w:b/>
                 <w:bCs/>
                 <w:color w:val="000000"/>
@@ -2587,6 +2736,7 @@
             </w:pPr>
             <w:r>
               <w:rPr>
+                <w:rFonts w:ascii="Aptos" w:hAnsi="Aptos" w:eastAsia="Aptos"/>
                 <w:b w:val="false"/>
                 <w:bCs w:val="false"/>
                 <w:color w:val="000000"/>
@@ -2607,6 +2757,7 @@
             </w:pPr>
             <w:r>
               <w:rPr>
+                <w:rFonts w:ascii="Aptos" w:hAnsi="Aptos" w:eastAsia="Aptos"/>
                 <w:b w:val="false"/>
                 <w:bCs w:val="false"/>
                 <w:color w:val="000000"/>
@@ -2627,6 +2778,7 @@
             </w:pPr>
             <w:r>
               <w:rPr>
+                <w:rFonts w:ascii="Aptos" w:hAnsi="Aptos" w:eastAsia="Aptos"/>
                 <w:b/>
                 <w:bCs/>
                 <w:color w:val="000000"/>
@@ -2645,6 +2797,7 @@
       </w:pPr>
       <w:r>
         <w:rPr>
+          <w:rFonts w:ascii="Aptos" w:hAnsi="Aptos" w:eastAsia="Aptos"/>
           <w:b/>
           <w:bCs/>
           <w:sz w:val="22"/>
@@ -2654,6 +2807,7 @@
       </w:r>
       <w:r>
         <w:rPr>
+          <w:rFonts w:ascii="Aptos" w:hAnsi="Aptos" w:eastAsia="Aptos"/>
           <w:sz w:val="22"/>
           <w:szCs w:val="22"/>
         </w:rPr>
@@ -2666,6 +2820,7 @@
       </w:pPr>
       <w:r>
         <w:rPr>
+          <w:rFonts w:ascii="Aptos" w:hAnsi="Aptos" w:eastAsia="Aptos"/>
           <w:b/>
           <w:bCs/>
           <w:color w:val="FF6B00"/>
@@ -2676,6 +2831,7 @@
       </w:r>
       <w:r>
         <w:rPr>
+          <w:rFonts w:ascii="Aptos" w:hAnsi="Aptos" w:eastAsia="Aptos"/>
           <w:i/>
           <w:iCs/>
           <w:sz w:val="22"/>
@@ -2690,6 +2846,7 @@
       </w:pPr>
       <w:r>
         <w:rPr>
+          <w:rFonts w:ascii="Aptos" w:hAnsi="Aptos" w:eastAsia="Aptos"/>
           <w:color w:val="CCCCCC"/>
           <w:sz w:val="18"/>
           <w:szCs w:val="18"/>
@@ -2704,6 +2861,7 @@
       </w:pPr>
       <w:r>
         <w:rPr>
+          <w:rFonts w:ascii="Aptos" w:hAnsi="Aptos" w:eastAsia="Aptos"/>
           <w:b/>
           <w:bCs/>
           <w:color w:val="1A1A2E"/>
@@ -2719,6 +2877,7 @@
       </w:pPr>
       <w:r>
         <w:rPr>
+          <w:rFonts w:ascii="Aptos" w:hAnsi="Aptos" w:eastAsia="Aptos"/>
           <w:b/>
           <w:bCs/>
           <w:sz w:val="22"/>
@@ -2728,6 +2887,7 @@
       </w:r>
       <w:r>
         <w:rPr>
+          <w:rFonts w:ascii="Aptos" w:hAnsi="Aptos" w:eastAsia="Aptos"/>
           <w:sz w:val="22"/>
           <w:szCs w:val="22"/>
         </w:rPr>
@@ -2740,6 +2900,7 @@
       </w:pPr>
       <w:r>
         <w:rPr>
+          <w:rFonts w:ascii="Aptos" w:hAnsi="Aptos" w:eastAsia="Aptos"/>
           <w:b/>
           <w:bCs/>
           <w:sz w:val="22"/>
@@ -2749,6 +2910,7 @@
       </w:r>
       <w:r>
         <w:rPr>
+          <w:rFonts w:ascii="Aptos" w:hAnsi="Aptos" w:eastAsia="Aptos"/>
           <w:i/>
           <w:iCs/>
           <w:sz w:val="22"/>
@@ -2763,6 +2925,7 @@
       </w:pPr>
       <w:r>
         <w:rPr>
+          <w:rFonts w:ascii="Aptos" w:hAnsi="Aptos" w:eastAsia="Aptos"/>
           <w:b/>
           <w:bCs/>
           <w:sz w:val="22"/>
@@ -2772,6 +2935,7 @@
       </w:r>
       <w:r>
         <w:rPr>
+          <w:rFonts w:ascii="Aptos" w:hAnsi="Aptos" w:eastAsia="Aptos"/>
           <w:sz w:val="22"/>
           <w:szCs w:val="22"/>
         </w:rPr>
@@ -2784,6 +2948,7 @@
       </w:pPr>
       <w:r>
         <w:rPr>
+          <w:rFonts w:ascii="Aptos" w:hAnsi="Aptos" w:eastAsia="Aptos"/>
           <w:b/>
           <w:bCs/>
           <w:sz w:val="24"/>
@@ -2824,6 +2989,7 @@
             </w:pPr>
             <w:r>
               <w:rPr>
+                <w:rFonts w:ascii="Aptos" w:hAnsi="Aptos" w:eastAsia="Aptos"/>
                 <w:b/>
                 <w:bCs/>
                 <w:color w:val="000000"/>
@@ -2845,6 +3011,7 @@
             </w:pPr>
             <w:r>
               <w:rPr>
+                <w:rFonts w:ascii="Aptos" w:hAnsi="Aptos" w:eastAsia="Aptos"/>
                 <w:b/>
                 <w:bCs/>
                 <w:color w:val="000000"/>
@@ -2866,6 +3033,7 @@
             </w:pPr>
             <w:r>
               <w:rPr>
+                <w:rFonts w:ascii="Aptos" w:hAnsi="Aptos" w:eastAsia="Aptos"/>
                 <w:b/>
                 <w:bCs/>
                 <w:color w:val="000000"/>
@@ -2888,6 +3056,7 @@
             </w:pPr>
             <w:r>
               <w:rPr>
+                <w:rFonts w:ascii="Aptos" w:hAnsi="Aptos" w:eastAsia="Aptos"/>
                 <w:b w:val="false"/>
                 <w:bCs w:val="false"/>
                 <w:color w:val="000000"/>
@@ -2908,6 +3077,7 @@
             </w:pPr>
             <w:r>
               <w:rPr>
+                <w:rFonts w:ascii="Aptos" w:hAnsi="Aptos" w:eastAsia="Aptos"/>
                 <w:b w:val="false"/>
                 <w:bCs w:val="false"/>
                 <w:color w:val="000000"/>
@@ -2928,6 +3098,7 @@
             </w:pPr>
             <w:r>
               <w:rPr>
+                <w:rFonts w:ascii="Aptos" w:hAnsi="Aptos" w:eastAsia="Aptos"/>
                 <w:b/>
                 <w:bCs/>
                 <w:color w:val="000000"/>
@@ -2947,6 +3118,7 @@
             </w:pPr>
             <w:r>
               <w:rPr>
+                <w:rFonts w:ascii="Aptos" w:hAnsi="Aptos" w:eastAsia="Aptos"/>
                 <w:b w:val="false"/>
                 <w:bCs w:val="false"/>
                 <w:color w:val="000000"/>
@@ -2964,6 +3136,7 @@
             </w:pPr>
             <w:r>
               <w:rPr>
+                <w:rFonts w:ascii="Aptos" w:hAnsi="Aptos" w:eastAsia="Aptos"/>
                 <w:b w:val="false"/>
                 <w:bCs w:val="false"/>
                 <w:color w:val="000000"/>
@@ -2981,6 +3154,7 @@
             </w:pPr>
             <w:r>
               <w:rPr>
+                <w:rFonts w:ascii="Aptos" w:hAnsi="Aptos" w:eastAsia="Aptos"/>
                 <w:b/>
                 <w:bCs/>
                 <w:color w:val="000000"/>
@@ -3003,6 +3177,7 @@
             </w:pPr>
             <w:r>
               <w:rPr>
+                <w:rFonts w:ascii="Aptos" w:hAnsi="Aptos" w:eastAsia="Aptos"/>
                 <w:b w:val="false"/>
                 <w:bCs w:val="false"/>
                 <w:color w:val="000000"/>
@@ -3023,6 +3198,7 @@
             </w:pPr>
             <w:r>
               <w:rPr>
+                <w:rFonts w:ascii="Aptos" w:hAnsi="Aptos" w:eastAsia="Aptos"/>
                 <w:b w:val="false"/>
                 <w:bCs w:val="false"/>
                 <w:color w:val="000000"/>
@@ -3043,6 +3219,7 @@
             </w:pPr>
             <w:r>
               <w:rPr>
+                <w:rFonts w:ascii="Aptos" w:hAnsi="Aptos" w:eastAsia="Aptos"/>
                 <w:b/>
                 <w:bCs/>
                 <w:color w:val="000000"/>
@@ -3062,6 +3239,7 @@
             </w:pPr>
             <w:r>
               <w:rPr>
+                <w:rFonts w:ascii="Aptos" w:hAnsi="Aptos" w:eastAsia="Aptos"/>
                 <w:b w:val="false"/>
                 <w:bCs w:val="false"/>
                 <w:color w:val="000000"/>
@@ -3079,23 +3257,25 @@
             </w:pPr>
             <w:r>
               <w:rPr>
-                <w:b w:val="false"/>
-                <w:bCs w:val="false"/>
-                <w:color w:val="000000"/>
-                <w:sz w:val="20"/>
-                <w:szCs w:val="20"/>
-              </w:rPr>
-              <w:t xml:space="preserve">situacion</w:t>
-            </w:r>
-          </w:p>
-        </w:tc>
-        <w:tc>
-          <w:p>
-            <w:pPr>
-              <w:spacing w:after="50"/>
-            </w:pPr>
-            <w:r>
-              <w:rPr>
+                <w:rFonts w:ascii="Aptos" w:hAnsi="Aptos" w:eastAsia="Aptos"/>
+                <w:b w:val="false"/>
+                <w:bCs w:val="false"/>
+                <w:color w:val="000000"/>
+                <w:sz w:val="20"/>
+                <w:szCs w:val="20"/>
+              </w:rPr>
+              <w:t>situación</w:t>
+            </w:r>
+          </w:p>
+        </w:tc>
+        <w:tc>
+          <w:p>
+            <w:pPr>
+              <w:spacing w:after="50"/>
+            </w:pPr>
+            <w:r>
+              <w:rPr>
+                <w:rFonts w:ascii="Aptos" w:hAnsi="Aptos" w:eastAsia="Aptos"/>
                 <w:b/>
                 <w:bCs/>
                 <w:color w:val="000000"/>
@@ -3114,6 +3294,7 @@
       </w:pPr>
       <w:r>
         <w:rPr>
+          <w:rFonts w:ascii="Aptos" w:hAnsi="Aptos" w:eastAsia="Aptos"/>
           <w:b/>
           <w:bCs/>
           <w:sz w:val="22"/>
@@ -3123,6 +3304,7 @@
       </w:r>
       <w:r>
         <w:rPr>
+          <w:rFonts w:ascii="Aptos" w:hAnsi="Aptos" w:eastAsia="Aptos"/>
           <w:sz w:val="22"/>
           <w:szCs w:val="22"/>
         </w:rPr>
@@ -3135,6 +3317,7 @@
       </w:pPr>
       <w:r>
         <w:rPr>
+          <w:rFonts w:ascii="Aptos" w:hAnsi="Aptos" w:eastAsia="Aptos"/>
           <w:b/>
           <w:bCs/>
           <w:color w:val="FF6B00"/>
@@ -3145,6 +3328,7 @@
       </w:r>
       <w:r>
         <w:rPr>
+          <w:rFonts w:ascii="Aptos" w:hAnsi="Aptos" w:eastAsia="Aptos"/>
           <w:i/>
           <w:iCs/>
           <w:sz w:val="22"/>
@@ -3159,6 +3343,7 @@
       </w:pPr>
       <w:r>
         <w:rPr>
+          <w:rFonts w:ascii="Aptos" w:hAnsi="Aptos" w:eastAsia="Aptos"/>
           <w:color w:val="CCCCCC"/>
           <w:sz w:val="18"/>
           <w:szCs w:val="18"/>
@@ -3173,6 +3358,7 @@
       </w:pPr>
       <w:r>
         <w:rPr>
+          <w:rFonts w:ascii="Aptos" w:hAnsi="Aptos" w:eastAsia="Aptos"/>
           <w:b/>
           <w:bCs/>
           <w:color w:val="1A1A2E"/>
@@ -3214,6 +3400,7 @@
             </w:pPr>
             <w:r>
               <w:rPr>
+                <w:rFonts w:ascii="Aptos" w:hAnsi="Aptos" w:eastAsia="Aptos"/>
                 <w:b/>
                 <w:bCs/>
                 <w:color w:val="000000"/>
@@ -3235,6 +3422,7 @@
             </w:pPr>
             <w:r>
               <w:rPr>
+                <w:rFonts w:ascii="Aptos" w:hAnsi="Aptos" w:eastAsia="Aptos"/>
                 <w:b/>
                 <w:bCs/>
                 <w:color w:val="000000"/>
@@ -3256,6 +3444,7 @@
             </w:pPr>
             <w:r>
               <w:rPr>
+                <w:rFonts w:ascii="Aptos" w:hAnsi="Aptos" w:eastAsia="Aptos"/>
                 <w:b/>
                 <w:bCs/>
                 <w:color w:val="000000"/>
@@ -3278,6 +3467,7 @@
             </w:pPr>
             <w:r>
               <w:rPr>
+                <w:rFonts w:ascii="Aptos" w:hAnsi="Aptos" w:eastAsia="Aptos"/>
                 <w:b/>
                 <w:bCs/>
                 <w:color w:val="000000"/>
@@ -3298,6 +3488,7 @@
             </w:pPr>
             <w:r>
               <w:rPr>
+                <w:rFonts w:ascii="Aptos" w:hAnsi="Aptos" w:eastAsia="Aptos"/>
                 <w:b w:val="false"/>
                 <w:bCs w:val="false"/>
                 <w:color w:val="000000"/>
@@ -3318,6 +3509,7 @@
             </w:pPr>
             <w:r>
               <w:rPr>
+                <w:rFonts w:ascii="Aptos" w:hAnsi="Aptos" w:eastAsia="Aptos"/>
                 <w:b w:val="false"/>
                 <w:bCs w:val="false"/>
                 <w:color w:val="000000"/>
@@ -3337,6 +3529,7 @@
             </w:pPr>
             <w:r>
               <w:rPr>
+                <w:rFonts w:ascii="Aptos" w:hAnsi="Aptos" w:eastAsia="Aptos"/>
                 <w:b/>
                 <w:bCs/>
                 <w:color w:val="000000"/>
@@ -3354,6 +3547,7 @@
             </w:pPr>
             <w:r>
               <w:rPr>
+                <w:rFonts w:ascii="Aptos" w:hAnsi="Aptos" w:eastAsia="Aptos"/>
                 <w:b w:val="false"/>
                 <w:bCs w:val="false"/>
                 <w:color w:val="000000"/>
@@ -3371,6 +3565,7 @@
             </w:pPr>
             <w:r>
               <w:rPr>
+                <w:rFonts w:ascii="Aptos" w:hAnsi="Aptos" w:eastAsia="Aptos"/>
                 <w:b w:val="false"/>
                 <w:bCs w:val="false"/>
                 <w:color w:val="000000"/>
@@ -3393,6 +3588,7 @@
             </w:pPr>
             <w:r>
               <w:rPr>
+                <w:rFonts w:ascii="Aptos" w:hAnsi="Aptos" w:eastAsia="Aptos"/>
                 <w:b/>
                 <w:bCs/>
                 <w:color w:val="000000"/>
@@ -3413,6 +3609,7 @@
             </w:pPr>
             <w:r>
               <w:rPr>
+                <w:rFonts w:ascii="Aptos" w:hAnsi="Aptos" w:eastAsia="Aptos"/>
                 <w:b w:val="false"/>
                 <w:bCs w:val="false"/>
                 <w:color w:val="000000"/>
@@ -3433,6 +3630,7 @@
             </w:pPr>
             <w:r>
               <w:rPr>
+                <w:rFonts w:ascii="Aptos" w:hAnsi="Aptos" w:eastAsia="Aptos"/>
                 <w:b w:val="false"/>
                 <w:bCs w:val="false"/>
                 <w:color w:val="000000"/>
@@ -3452,6 +3650,7 @@
             </w:pPr>
             <w:r>
               <w:rPr>
+                <w:rFonts w:ascii="Aptos" w:hAnsi="Aptos" w:eastAsia="Aptos"/>
                 <w:b/>
                 <w:bCs/>
                 <w:color w:val="000000"/>
@@ -3469,6 +3668,7 @@
             </w:pPr>
             <w:r>
               <w:rPr>
+                <w:rFonts w:ascii="Aptos" w:hAnsi="Aptos" w:eastAsia="Aptos"/>
                 <w:b w:val="false"/>
                 <w:bCs w:val="false"/>
                 <w:color w:val="000000"/>
@@ -3486,6 +3686,7 @@
             </w:pPr>
             <w:r>
               <w:rPr>
+                <w:rFonts w:ascii="Aptos" w:hAnsi="Aptos" w:eastAsia="Aptos"/>
                 <w:b w:val="false"/>
                 <w:bCs w:val="false"/>
                 <w:color w:val="000000"/>
@@ -3508,6 +3709,7 @@
             </w:pPr>
             <w:r>
               <w:rPr>
+                <w:rFonts w:ascii="Aptos" w:hAnsi="Aptos" w:eastAsia="Aptos"/>
                 <w:b/>
                 <w:bCs/>
                 <w:color w:val="000000"/>
@@ -3528,6 +3730,7 @@
             </w:pPr>
             <w:r>
               <w:rPr>
+                <w:rFonts w:ascii="Aptos" w:hAnsi="Aptos" w:eastAsia="Aptos"/>
                 <w:b w:val="false"/>
                 <w:bCs w:val="false"/>
                 <w:color w:val="000000"/>
@@ -3548,6 +3751,7 @@
             </w:pPr>
             <w:r>
               <w:rPr>
+                <w:rFonts w:ascii="Aptos" w:hAnsi="Aptos" w:eastAsia="Aptos"/>
                 <w:b w:val="false"/>
                 <w:bCs w:val="false"/>
                 <w:color w:val="000000"/>
@@ -3567,6 +3771,7 @@
             </w:pPr>
             <w:r>
               <w:rPr>
+                <w:rFonts w:ascii="Aptos" w:hAnsi="Aptos" w:eastAsia="Aptos"/>
                 <w:b/>
                 <w:bCs/>
                 <w:color w:val="000000"/>
@@ -3584,6 +3789,7 @@
             </w:pPr>
             <w:r>
               <w:rPr>
+                <w:rFonts w:ascii="Aptos" w:hAnsi="Aptos" w:eastAsia="Aptos"/>
                 <w:b w:val="false"/>
                 <w:bCs w:val="false"/>
                 <w:color w:val="000000"/>
@@ -3601,6 +3807,7 @@
             </w:pPr>
             <w:r>
               <w:rPr>
+                <w:rFonts w:ascii="Aptos" w:hAnsi="Aptos" w:eastAsia="Aptos"/>
                 <w:b w:val="false"/>
                 <w:bCs w:val="false"/>
                 <w:color w:val="000000"/>
